--- a/chap2/2_extraction_information.docx
+++ b/chap2/2_extraction_information.docx
@@ -85,13 +85,13 @@
         <w:t xml:space="preserve"> dt</w:t>
       </w:r>
     </w:p>
-    <w:bookmarkStart w:id="22" w:name="시간-정보-추출"/>
+    <w:bookmarkStart w:id="20" w:name="시점-정보-추출"/>
     <w:p>
       <w:pPr>
         <w:pStyle w:val="Heading1"/>
       </w:pPr>
       <w:r>
-        <w:t xml:space="preserve">시간 정보 추출</w:t>
+        <w:t xml:space="preserve">시점 정보 추출</w:t>
       </w:r>
     </w:p>
     <w:p>
@@ -102,18 +102,9 @@
         <w:t xml:space="preserve">시간을 표시하는 데이터 타입인 datetime, Timestamp, datetime64와 시간 데이터의 배열 인덱스인 DatetimeIndex, PeriodIndex, 시간 간격 데이터인 timedelta, Timedelta는 다른 데이터 타입과는 달리 내재된 추가적인 데이터 속성들이 많고 이에 대한 활용도 매우 빈번하다. 그렇기 때문에 시간 데이터를 구성하는 다양한 데이터 속성을 잘 다루어야 한다.</w:t>
       </w:r>
     </w:p>
-    <w:bookmarkStart w:id="20" w:name="timestamp-정보-추출"/>
-    <w:p>
-      <w:pPr>
-        <w:pStyle w:val="Heading2"/>
-      </w:pPr>
-      <w:r>
-        <w:t xml:space="preserve">Timestamp 정보 추출</w:t>
-      </w:r>
-    </w:p>
-    <w:p>
-      <w:pPr>
-        <w:pStyle w:val="FirstParagraph"/>
+    <w:p>
+      <w:pPr>
+        <w:pStyle w:val="BodyText"/>
       </w:pPr>
       <w:r>
         <w:t xml:space="preserve">pandas의 Timestamp는 년, 월, 일, 시, 분, 초, 밀리초 등과 같이 날짜와 시간을 구성하는 정보를 가지고 있다. 하지만 이 기초적인 정보외에도 분기 정보, 요일 정보, 연의 시작일로부터 경과일수 등과 같은 날짜와 시간이 가지는 특성을 사용하는 다양한 정보들 추출할 수도 있다. Timestamp의 정보는 Timestamp 데이터 타입의 속성(attribute)으로부터 얻는 정보와 메쏘드(method) 함수를 사용하여 얻는 정보로 나눌 수 있다.</w:t>
@@ -1494,13 +1485,13 @@
       </w:r>
     </w:p>
     <w:bookmarkEnd w:id="20"/>
-    <w:bookmarkStart w:id="21" w:name="datetimeindex-정보-추출"/>
-    <w:p>
-      <w:pPr>
-        <w:pStyle w:val="Heading2"/>
-      </w:pPr>
-      <w:r>
-        <w:t xml:space="preserve">DatetimeIndex 정보 추출</w:t>
+    <w:bookmarkStart w:id="21" w:name="시점-차이-정보-추출"/>
+    <w:p>
+      <w:pPr>
+        <w:pStyle w:val="Heading1"/>
+      </w:pPr>
+      <w:r>
+        <w:t xml:space="preserve">시점 차이 정보 추출</w:t>
       </w:r>
     </w:p>
     <w:p>
@@ -2371,7 +2362,946 @@
         </w:tc>
       </w:tr>
     </w:tbl>
+    <w:p>
+      <w:pPr>
+        <w:pStyle w:val="SourceCode"/>
+      </w:pPr>
+      <w:r>
+        <w:rPr>
+          <w:rStyle w:val="NormalTok"/>
+        </w:rPr>
+        <w:t xml:space="preserve">pd.date_range(</w:t>
+      </w:r>
+      <w:r>
+        <w:rPr>
+          <w:rStyle w:val="StringTok"/>
+        </w:rPr>
+        <w:t xml:space="preserve">"2023-02-04 13:00:00"</w:t>
+      </w:r>
+      <w:r>
+        <w:rPr>
+          <w:rStyle w:val="NormalTok"/>
+        </w:rPr>
+        <w:t xml:space="preserve">, periods </w:t>
+      </w:r>
+      <w:r>
+        <w:rPr>
+          <w:rStyle w:val="OperatorTok"/>
+        </w:rPr>
+        <w:t xml:space="preserve">=</w:t>
+      </w:r>
+      <w:r>
+        <w:rPr>
+          <w:rStyle w:val="NormalTok"/>
+        </w:rPr>
+        <w:t xml:space="preserve"> </w:t>
+      </w:r>
+      <w:r>
+        <w:rPr>
+          <w:rStyle w:val="DecValTok"/>
+        </w:rPr>
+        <w:t xml:space="preserve">10</w:t>
+      </w:r>
+      <w:r>
+        <w:rPr>
+          <w:rStyle w:val="NormalTok"/>
+        </w:rPr>
+        <w:t xml:space="preserve">, freq </w:t>
+      </w:r>
+      <w:r>
+        <w:rPr>
+          <w:rStyle w:val="OperatorTok"/>
+        </w:rPr>
+        <w:t xml:space="preserve">=</w:t>
+      </w:r>
+      <w:r>
+        <w:rPr>
+          <w:rStyle w:val="NormalTok"/>
+        </w:rPr>
+        <w:t xml:space="preserve"> </w:t>
+      </w:r>
+      <w:r>
+        <w:rPr>
+          <w:rStyle w:val="StringTok"/>
+        </w:rPr>
+        <w:t xml:space="preserve">'D'</w:t>
+      </w:r>
+      <w:r>
+        <w:rPr>
+          <w:rStyle w:val="NormalTok"/>
+        </w:rPr>
+        <w:t xml:space="preserve">).day_name()</w:t>
+      </w:r>
+    </w:p>
+    <w:p>
+      <w:pPr>
+        <w:pStyle w:val="SourceCode"/>
+      </w:pPr>
+      <w:r>
+        <w:rPr>
+          <w:rStyle w:val="VerbatimChar"/>
+        </w:rPr>
+        <w:t xml:space="preserve">Index(['Saturday', 'Sunday', 'Monday', 'Tuesday', 'Wednesday', 'Thursday',</w:t>
+      </w:r>
+      <w:r>
+        <w:br/>
+      </w:r>
+      <w:r>
+        <w:rPr>
+          <w:rStyle w:val="VerbatimChar"/>
+        </w:rPr>
+        <w:t xml:space="preserve">       'Friday', 'Saturday', 'Sunday', 'Monday'],</w:t>
+      </w:r>
+      <w:r>
+        <w:br/>
+      </w:r>
+      <w:r>
+        <w:rPr>
+          <w:rStyle w:val="VerbatimChar"/>
+        </w:rPr>
+        <w:t xml:space="preserve">      dtype='object')</w:t>
+      </w:r>
+    </w:p>
+    <w:p>
+      <w:pPr>
+        <w:pStyle w:val="SourceCode"/>
+      </w:pPr>
+      <w:r>
+        <w:rPr>
+          <w:rStyle w:val="NormalTok"/>
+        </w:rPr>
+        <w:t xml:space="preserve">pd.date_range(</w:t>
+      </w:r>
+      <w:r>
+        <w:rPr>
+          <w:rStyle w:val="StringTok"/>
+        </w:rPr>
+        <w:t xml:space="preserve">"2023-02-04 13:28:00"</w:t>
+      </w:r>
+      <w:r>
+        <w:rPr>
+          <w:rStyle w:val="NormalTok"/>
+        </w:rPr>
+        <w:t xml:space="preserve">, periods </w:t>
+      </w:r>
+      <w:r>
+        <w:rPr>
+          <w:rStyle w:val="OperatorTok"/>
+        </w:rPr>
+        <w:t xml:space="preserve">=</w:t>
+      </w:r>
+      <w:r>
+        <w:rPr>
+          <w:rStyle w:val="NormalTok"/>
+        </w:rPr>
+        <w:t xml:space="preserve"> </w:t>
+      </w:r>
+      <w:r>
+        <w:rPr>
+          <w:rStyle w:val="DecValTok"/>
+        </w:rPr>
+        <w:t xml:space="preserve">10</w:t>
+      </w:r>
+      <w:r>
+        <w:rPr>
+          <w:rStyle w:val="NormalTok"/>
+        </w:rPr>
+        <w:t xml:space="preserve">).floor(</w:t>
+      </w:r>
+      <w:r>
+        <w:rPr>
+          <w:rStyle w:val="StringTok"/>
+        </w:rPr>
+        <w:t xml:space="preserve">'H'</w:t>
+      </w:r>
+      <w:r>
+        <w:rPr>
+          <w:rStyle w:val="NormalTok"/>
+        </w:rPr>
+        <w:t xml:space="preserve">)</w:t>
+      </w:r>
+    </w:p>
+    <w:p>
+      <w:pPr>
+        <w:pStyle w:val="SourceCode"/>
+      </w:pPr>
+      <w:r>
+        <w:rPr>
+          <w:rStyle w:val="VerbatimChar"/>
+        </w:rPr>
+        <w:t xml:space="preserve">DatetimeIndex(['2023-02-04 13:00:00', '2023-02-05 13:00:00',</w:t>
+      </w:r>
+      <w:r>
+        <w:br/>
+      </w:r>
+      <w:r>
+        <w:rPr>
+          <w:rStyle w:val="VerbatimChar"/>
+        </w:rPr>
+        <w:t xml:space="preserve">               '2023-02-06 13:00:00', '2023-02-07 13:00:00',</w:t>
+      </w:r>
+      <w:r>
+        <w:br/>
+      </w:r>
+      <w:r>
+        <w:rPr>
+          <w:rStyle w:val="VerbatimChar"/>
+        </w:rPr>
+        <w:t xml:space="preserve">               '2023-02-08 13:00:00', '2023-02-09 13:00:00',</w:t>
+      </w:r>
+      <w:r>
+        <w:br/>
+      </w:r>
+      <w:r>
+        <w:rPr>
+          <w:rStyle w:val="VerbatimChar"/>
+        </w:rPr>
+        <w:t xml:space="preserve">               '2023-02-10 13:00:00', '2023-02-11 13:00:00',</w:t>
+      </w:r>
+      <w:r>
+        <w:br/>
+      </w:r>
+      <w:r>
+        <w:rPr>
+          <w:rStyle w:val="VerbatimChar"/>
+        </w:rPr>
+        <w:t xml:space="preserve">               '2023-02-12 13:00:00', '2023-02-13 13:00:00'],</w:t>
+      </w:r>
+      <w:r>
+        <w:br/>
+      </w:r>
+      <w:r>
+        <w:rPr>
+          <w:rStyle w:val="VerbatimChar"/>
+        </w:rPr>
+        <w:t xml:space="preserve">              dtype='datetime64[ns]', freq=None)</w:t>
+      </w:r>
+    </w:p>
     <w:bookmarkEnd w:id="21"/>
+    <w:bookmarkStart w:id="22" w:name="시점-범위-정보-추출"/>
+    <w:p>
+      <w:pPr>
+        <w:pStyle w:val="Heading1"/>
+      </w:pPr>
+      <w:r>
+        <w:t xml:space="preserve">시점 범위 정보 추출</w:t>
+      </w:r>
+    </w:p>
+    <w:p>
+      <w:pPr>
+        <w:pStyle w:val="FirstParagraph"/>
+      </w:pPr>
+      <w:r>
+        <w:t xml:space="preserve">Period와 PeriodIndex는 Timestamp와 Timestamp의 집합인 DatetimeIndex와는 달리 시작과 끝이 있기 때문에 추가적인 속성과 메쏘드 함수를 가진다. 다음은 period와 PeriodIndex의 주요 속성과 메쏘드 함수이다. Timestamp와 DatetimeIndex에서 설명한 대부분의 속성은 Period와 PeriodIndex에서도 사용된다. 그러나 Period와 PeriodIndex의 메쏘드 함수는 다음의 세 가지 뿐이다.</w:t>
+      </w:r>
+    </w:p>
+    <w:tbl>
+      <w:tblPr>
+        <w:tblStyle w:val="Table"/>
+        <w:tblW w:type="pct" w:w="5000"/>
+        <w:tblLook w:firstRow="1" w:lastRow="0" w:firstColumn="0" w:lastColumn="0" w:noHBand="0" w:noVBand="0" w:val="0020"/>
+      </w:tblPr>
+      <w:tblGrid>
+        <w:gridCol w:w="1980"/>
+        <w:gridCol w:w="1980"/>
+        <w:gridCol w:w="1980"/>
+        <w:gridCol w:w="1980"/>
+      </w:tblGrid>
+      <w:tr>
+        <w:trPr>
+          <w:tblHeader w:val="true"/>
+        </w:trPr>
+        <w:tc>
+          <w:tcPr/>
+          <w:p>
+            <w:pPr>
+              <w:pStyle w:val="Compact"/>
+              <w:jc w:val="left"/>
+            </w:pPr>
+            <w:r>
+              <w:t xml:space="preserve">구분</w:t>
+            </w:r>
+          </w:p>
+        </w:tc>
+        <w:tc>
+          <w:tcPr/>
+          <w:p>
+            <w:pPr>
+              <w:pStyle w:val="Compact"/>
+              <w:jc w:val="left"/>
+            </w:pPr>
+            <w:r>
+              <w:t xml:space="preserve">이름</w:t>
+            </w:r>
+          </w:p>
+        </w:tc>
+        <w:tc>
+          <w:tcPr/>
+          <w:p>
+            <w:pPr>
+              <w:pStyle w:val="Compact"/>
+              <w:jc w:val="left"/>
+            </w:pPr>
+            <w:r>
+              <w:t xml:space="preserve">매개변수</w:t>
+            </w:r>
+          </w:p>
+        </w:tc>
+        <w:tc>
+          <w:tcPr/>
+          <w:p>
+            <w:pPr>
+              <w:pStyle w:val="Compact"/>
+              <w:jc w:val="left"/>
+            </w:pPr>
+            <w:r>
+              <w:t xml:space="preserve">설명</w:t>
+            </w:r>
+          </w:p>
+        </w:tc>
+      </w:tr>
+      <w:tr>
+        <w:tc>
+          <w:tcPr/>
+          <w:p>
+            <w:pPr>
+              <w:pStyle w:val="Compact"/>
+              <w:jc w:val="left"/>
+            </w:pPr>
+            <w:r>
+              <w:t xml:space="preserve">속성</w:t>
+            </w:r>
+          </w:p>
+        </w:tc>
+        <w:tc>
+          <w:tcPr/>
+          <w:p>
+            <w:pPr>
+              <w:pStyle w:val="Compact"/>
+              <w:jc w:val="left"/>
+            </w:pPr>
+            <w:r>
+              <w:t xml:space="preserve">start_time</w:t>
+            </w:r>
+          </w:p>
+        </w:tc>
+        <w:tc>
+          <w:tcPr/>
+          <w:p>
+            <w:pPr>
+              <w:pStyle w:val="Compact"/>
+            </w:pPr>
+          </w:p>
+        </w:tc>
+        <w:tc>
+          <w:tcPr/>
+          <w:p>
+            <w:pPr>
+              <w:pStyle w:val="Compact"/>
+              <w:jc w:val="left"/>
+            </w:pPr>
+            <w:r>
+              <w:t xml:space="preserve">기간의 시작점</w:t>
+            </w:r>
+          </w:p>
+        </w:tc>
+      </w:tr>
+      <w:tr>
+        <w:tc>
+          <w:tcPr/>
+          <w:p>
+            <w:pPr>
+              <w:pStyle w:val="Compact"/>
+              <w:jc w:val="left"/>
+            </w:pPr>
+            <w:r>
+              <w:t xml:space="preserve">속성</w:t>
+            </w:r>
+          </w:p>
+        </w:tc>
+        <w:tc>
+          <w:tcPr/>
+          <w:p>
+            <w:pPr>
+              <w:pStyle w:val="Compact"/>
+              <w:jc w:val="left"/>
+            </w:pPr>
+            <w:r>
+              <w:t xml:space="preserve">end_time</w:t>
+            </w:r>
+          </w:p>
+        </w:tc>
+        <w:tc>
+          <w:tcPr/>
+          <w:p>
+            <w:pPr>
+              <w:pStyle w:val="Compact"/>
+            </w:pPr>
+          </w:p>
+        </w:tc>
+        <w:tc>
+          <w:tcPr/>
+          <w:p>
+            <w:pPr>
+              <w:pStyle w:val="Compact"/>
+              <w:jc w:val="left"/>
+            </w:pPr>
+            <w:r>
+              <w:t xml:space="preserve">기간의 종료점</w:t>
+            </w:r>
+          </w:p>
+        </w:tc>
+      </w:tr>
+      <w:tr>
+        <w:tc>
+          <w:tcPr/>
+          <w:p>
+            <w:pPr>
+              <w:pStyle w:val="Compact"/>
+              <w:jc w:val="left"/>
+            </w:pPr>
+            <w:r>
+              <w:t xml:space="preserve">속성</w:t>
+            </w:r>
+          </w:p>
+        </w:tc>
+        <w:tc>
+          <w:tcPr/>
+          <w:p>
+            <w:pPr>
+              <w:pStyle w:val="Compact"/>
+              <w:jc w:val="left"/>
+            </w:pPr>
+            <w:r>
+              <w:t xml:space="preserve">days_in_month</w:t>
+            </w:r>
+          </w:p>
+        </w:tc>
+        <w:tc>
+          <w:tcPr/>
+          <w:p>
+            <w:pPr>
+              <w:pStyle w:val="Compact"/>
+            </w:pPr>
+          </w:p>
+        </w:tc>
+        <w:tc>
+          <w:tcPr/>
+          <w:p>
+            <w:pPr>
+              <w:pStyle w:val="Compact"/>
+              <w:jc w:val="left"/>
+            </w:pPr>
+            <w:r>
+              <w:t xml:space="preserve">해당 월의 마지막 날</w:t>
+            </w:r>
+          </w:p>
+        </w:tc>
+      </w:tr>
+      <w:tr>
+        <w:tc>
+          <w:tcPr/>
+          <w:p>
+            <w:pPr>
+              <w:pStyle w:val="Compact"/>
+              <w:jc w:val="left"/>
+            </w:pPr>
+            <w:r>
+              <w:t xml:space="preserve">속성</w:t>
+            </w:r>
+          </w:p>
+        </w:tc>
+        <w:tc>
+          <w:tcPr/>
+          <w:p>
+            <w:pPr>
+              <w:pStyle w:val="Compact"/>
+              <w:jc w:val="left"/>
+            </w:pPr>
+            <w:r>
+              <w:t xml:space="preserve">freqstr</w:t>
+            </w:r>
+          </w:p>
+        </w:tc>
+        <w:tc>
+          <w:tcPr/>
+          <w:p>
+            <w:pPr>
+              <w:pStyle w:val="Compact"/>
+            </w:pPr>
+          </w:p>
+        </w:tc>
+        <w:tc>
+          <w:tcPr/>
+          <w:p>
+            <w:pPr>
+              <w:pStyle w:val="Compact"/>
+              <w:jc w:val="left"/>
+            </w:pPr>
+            <w:r>
+              <w:t xml:space="preserve">기간 간격의 문자열 반환</w:t>
+            </w:r>
+          </w:p>
+        </w:tc>
+      </w:tr>
+      <w:tr>
+        <w:tc>
+          <w:tcPr/>
+          <w:p>
+            <w:pPr>
+              <w:pStyle w:val="Compact"/>
+              <w:jc w:val="left"/>
+            </w:pPr>
+            <w:r>
+              <w:t xml:space="preserve">메쏘드</w:t>
+            </w:r>
+          </w:p>
+        </w:tc>
+        <w:tc>
+          <w:tcPr/>
+          <w:p>
+            <w:pPr>
+              <w:pStyle w:val="Compact"/>
+              <w:jc w:val="left"/>
+            </w:pPr>
+            <w:r>
+              <w:t xml:space="preserve">asfreq()</w:t>
+            </w:r>
+          </w:p>
+        </w:tc>
+        <w:tc>
+          <w:tcPr/>
+          <w:p>
+            <w:pPr>
+              <w:pStyle w:val="Compact"/>
+              <w:jc w:val="left"/>
+            </w:pPr>
+            <w:r>
+              <w:t xml:space="preserve">str</w:t>
+            </w:r>
+          </w:p>
+        </w:tc>
+        <w:tc>
+          <w:tcPr/>
+          <w:p>
+            <w:pPr>
+              <w:pStyle w:val="Compact"/>
+              <w:jc w:val="left"/>
+            </w:pPr>
+            <w:r>
+              <w:t xml:space="preserve">매개변수로 명기한 주기의 period로 변환</w:t>
+            </w:r>
+          </w:p>
+        </w:tc>
+      </w:tr>
+      <w:tr>
+        <w:tc>
+          <w:tcPr/>
+          <w:p>
+            <w:pPr>
+              <w:pStyle w:val="Compact"/>
+              <w:jc w:val="left"/>
+            </w:pPr>
+            <w:r>
+              <w:t xml:space="preserve">메쏘드</w:t>
+            </w:r>
+          </w:p>
+        </w:tc>
+        <w:tc>
+          <w:tcPr/>
+          <w:p>
+            <w:pPr>
+              <w:pStyle w:val="Compact"/>
+              <w:jc w:val="left"/>
+            </w:pPr>
+            <w:r>
+              <w:t xml:space="preserve">to_timestamp()</w:t>
+            </w:r>
+          </w:p>
+        </w:tc>
+        <w:tc>
+          <w:tcPr/>
+          <w:p>
+            <w:pPr>
+              <w:pStyle w:val="Compact"/>
+              <w:jc w:val="left"/>
+            </w:pPr>
+            <w:r>
+              <w:t xml:space="preserve">freq=None, how=</w:t>
+            </w:r>
+            <w:r>
+              <w:t xml:space="preserve">‘</w:t>
+            </w:r>
+            <w:r>
+              <w:t xml:space="preserve">start</w:t>
+            </w:r>
+            <w:r>
+              <w:t xml:space="preserve">’</w:t>
+            </w:r>
+          </w:p>
+        </w:tc>
+        <w:tc>
+          <w:tcPr/>
+          <w:p>
+            <w:pPr>
+              <w:pStyle w:val="Compact"/>
+              <w:jc w:val="left"/>
+            </w:pPr>
+            <w:r>
+              <w:t xml:space="preserve">매개변수로 명기한 주기의 period로 변환</w:t>
+            </w:r>
+          </w:p>
+        </w:tc>
+      </w:tr>
+      <w:tr>
+        <w:tc>
+          <w:tcPr/>
+          <w:p>
+            <w:pPr>
+              <w:pStyle w:val="Compact"/>
+              <w:jc w:val="left"/>
+            </w:pPr>
+            <w:r>
+              <w:t xml:space="preserve">메쏘드</w:t>
+            </w:r>
+          </w:p>
+        </w:tc>
+        <w:tc>
+          <w:tcPr/>
+          <w:p>
+            <w:pPr>
+              <w:pStyle w:val="Compact"/>
+              <w:jc w:val="left"/>
+            </w:pPr>
+            <w:r>
+              <w:t xml:space="preserve">strftime()</w:t>
+            </w:r>
+          </w:p>
+        </w:tc>
+        <w:tc>
+          <w:tcPr/>
+          <w:p>
+            <w:pPr>
+              <w:pStyle w:val="Compact"/>
+              <w:jc w:val="left"/>
+            </w:pPr>
+            <w:r>
+              <w:t xml:space="preserve">str</w:t>
+            </w:r>
+          </w:p>
+        </w:tc>
+        <w:tc>
+          <w:tcPr/>
+          <w:p>
+            <w:pPr>
+              <w:pStyle w:val="Compact"/>
+              <w:jc w:val="left"/>
+            </w:pPr>
+            <w:r>
+              <w:t xml:space="preserve">str 포맷으로 period를 변환</w:t>
+            </w:r>
+          </w:p>
+        </w:tc>
+      </w:tr>
+    </w:tbl>
+    <w:p>
+      <w:pPr>
+        <w:pStyle w:val="SourceCode"/>
+      </w:pPr>
+      <w:r>
+        <w:rPr>
+          <w:rStyle w:val="NormalTok"/>
+        </w:rPr>
+        <w:t xml:space="preserve">pd.date_range(</w:t>
+      </w:r>
+      <w:r>
+        <w:rPr>
+          <w:rStyle w:val="StringTok"/>
+        </w:rPr>
+        <w:t xml:space="preserve">'2023-02-03'</w:t>
+      </w:r>
+      <w:r>
+        <w:rPr>
+          <w:rStyle w:val="NormalTok"/>
+        </w:rPr>
+        <w:t xml:space="preserve">, </w:t>
+      </w:r>
+      <w:r>
+        <w:rPr>
+          <w:rStyle w:val="StringTok"/>
+        </w:rPr>
+        <w:t xml:space="preserve">'2024-02-03'</w:t>
+      </w:r>
+      <w:r>
+        <w:rPr>
+          <w:rStyle w:val="NormalTok"/>
+        </w:rPr>
+        <w:t xml:space="preserve">, freq </w:t>
+      </w:r>
+      <w:r>
+        <w:rPr>
+          <w:rStyle w:val="OperatorTok"/>
+        </w:rPr>
+        <w:t xml:space="preserve">=</w:t>
+      </w:r>
+      <w:r>
+        <w:rPr>
+          <w:rStyle w:val="NormalTok"/>
+        </w:rPr>
+        <w:t xml:space="preserve"> </w:t>
+      </w:r>
+      <w:r>
+        <w:rPr>
+          <w:rStyle w:val="StringTok"/>
+        </w:rPr>
+        <w:t xml:space="preserve">'Q'</w:t>
+      </w:r>
+      <w:r>
+        <w:rPr>
+          <w:rStyle w:val="NormalTok"/>
+        </w:rPr>
+        <w:t xml:space="preserve">).to_period().start_time</w:t>
+      </w:r>
+    </w:p>
+    <w:p>
+      <w:pPr>
+        <w:pStyle w:val="SourceCode"/>
+      </w:pPr>
+      <w:r>
+        <w:rPr>
+          <w:rStyle w:val="VerbatimChar"/>
+        </w:rPr>
+        <w:t xml:space="preserve">DatetimeIndex(['2023-01-01', '2023-04-01', '2023-07-01', '2023-10-01'], dtype='datetime64[ns]', freq='QS-OCT')</w:t>
+      </w:r>
+    </w:p>
+    <w:p>
+      <w:pPr>
+        <w:pStyle w:val="SourceCode"/>
+      </w:pPr>
+      <w:r>
+        <w:rPr>
+          <w:rStyle w:val="NormalTok"/>
+        </w:rPr>
+        <w:t xml:space="preserve">pd.date_range(</w:t>
+      </w:r>
+      <w:r>
+        <w:rPr>
+          <w:rStyle w:val="StringTok"/>
+        </w:rPr>
+        <w:t xml:space="preserve">'2023-02-03'</w:t>
+      </w:r>
+      <w:r>
+        <w:rPr>
+          <w:rStyle w:val="NormalTok"/>
+        </w:rPr>
+        <w:t xml:space="preserve">, </w:t>
+      </w:r>
+      <w:r>
+        <w:rPr>
+          <w:rStyle w:val="StringTok"/>
+        </w:rPr>
+        <w:t xml:space="preserve">'2024-02-03'</w:t>
+      </w:r>
+      <w:r>
+        <w:rPr>
+          <w:rStyle w:val="NormalTok"/>
+        </w:rPr>
+        <w:t xml:space="preserve">, freq </w:t>
+      </w:r>
+      <w:r>
+        <w:rPr>
+          <w:rStyle w:val="OperatorTok"/>
+        </w:rPr>
+        <w:t xml:space="preserve">=</w:t>
+      </w:r>
+      <w:r>
+        <w:rPr>
+          <w:rStyle w:val="NormalTok"/>
+        </w:rPr>
+        <w:t xml:space="preserve"> </w:t>
+      </w:r>
+      <w:r>
+        <w:rPr>
+          <w:rStyle w:val="StringTok"/>
+        </w:rPr>
+        <w:t xml:space="preserve">'M'</w:t>
+      </w:r>
+      <w:r>
+        <w:rPr>
+          <w:rStyle w:val="NormalTok"/>
+        </w:rPr>
+        <w:t xml:space="preserve">).to_period().days_in_month</w:t>
+      </w:r>
+    </w:p>
+    <w:p>
+      <w:pPr>
+        <w:pStyle w:val="SourceCode"/>
+      </w:pPr>
+      <w:r>
+        <w:rPr>
+          <w:rStyle w:val="VerbatimChar"/>
+        </w:rPr>
+        <w:t xml:space="preserve">Int64Index([28, 31, 30, 31, 30, 31, 31, 30, 31, 30, 31, 31], dtype='int64')</w:t>
+      </w:r>
+    </w:p>
+    <w:p>
+      <w:pPr>
+        <w:pStyle w:val="SourceCode"/>
+      </w:pPr>
+      <w:r>
+        <w:rPr>
+          <w:rStyle w:val="NormalTok"/>
+        </w:rPr>
+        <w:t xml:space="preserve">pd.period_range(</w:t>
+      </w:r>
+      <w:r>
+        <w:rPr>
+          <w:rStyle w:val="StringTok"/>
+        </w:rPr>
+        <w:t xml:space="preserve">'2023-01-01'</w:t>
+      </w:r>
+      <w:r>
+        <w:rPr>
+          <w:rStyle w:val="NormalTok"/>
+        </w:rPr>
+        <w:t xml:space="preserve">, </w:t>
+      </w:r>
+      <w:r>
+        <w:rPr>
+          <w:rStyle w:val="StringTok"/>
+        </w:rPr>
+        <w:t xml:space="preserve">'2023-12-31'</w:t>
+      </w:r>
+      <w:r>
+        <w:rPr>
+          <w:rStyle w:val="NormalTok"/>
+        </w:rPr>
+        <w:t xml:space="preserve">, freq</w:t>
+      </w:r>
+      <w:r>
+        <w:rPr>
+          <w:rStyle w:val="OperatorTok"/>
+        </w:rPr>
+        <w:t xml:space="preserve">=</w:t>
+      </w:r>
+      <w:r>
+        <w:rPr>
+          <w:rStyle w:val="StringTok"/>
+        </w:rPr>
+        <w:t xml:space="preserve">'W'</w:t>
+      </w:r>
+      <w:r>
+        <w:rPr>
+          <w:rStyle w:val="NormalTok"/>
+        </w:rPr>
+        <w:t xml:space="preserve">).freqstr</w:t>
+      </w:r>
+    </w:p>
+    <w:p>
+      <w:pPr>
+        <w:pStyle w:val="SourceCode"/>
+      </w:pPr>
+      <w:r>
+        <w:rPr>
+          <w:rStyle w:val="VerbatimChar"/>
+        </w:rPr>
+        <w:t xml:space="preserve">'W-SUN'</w:t>
+      </w:r>
+    </w:p>
+    <w:p>
+      <w:pPr>
+        <w:pStyle w:val="SourceCode"/>
+      </w:pPr>
+      <w:r>
+        <w:rPr>
+          <w:rStyle w:val="NormalTok"/>
+        </w:rPr>
+        <w:t xml:space="preserve">pd.period_range(</w:t>
+      </w:r>
+      <w:r>
+        <w:rPr>
+          <w:rStyle w:val="StringTok"/>
+        </w:rPr>
+        <w:t xml:space="preserve">'2023-01-01'</w:t>
+      </w:r>
+      <w:r>
+        <w:rPr>
+          <w:rStyle w:val="NormalTok"/>
+        </w:rPr>
+        <w:t xml:space="preserve">, </w:t>
+      </w:r>
+      <w:r>
+        <w:rPr>
+          <w:rStyle w:val="StringTok"/>
+        </w:rPr>
+        <w:t xml:space="preserve">'2023-12-31'</w:t>
+      </w:r>
+      <w:r>
+        <w:rPr>
+          <w:rStyle w:val="NormalTok"/>
+        </w:rPr>
+        <w:t xml:space="preserve">, freq</w:t>
+      </w:r>
+      <w:r>
+        <w:rPr>
+          <w:rStyle w:val="OperatorTok"/>
+        </w:rPr>
+        <w:t xml:space="preserve">=</w:t>
+      </w:r>
+      <w:r>
+        <w:rPr>
+          <w:rStyle w:val="StringTok"/>
+        </w:rPr>
+        <w:t xml:space="preserve">'M'</w:t>
+      </w:r>
+      <w:r>
+        <w:rPr>
+          <w:rStyle w:val="NormalTok"/>
+        </w:rPr>
+        <w:t xml:space="preserve">).asfreq(</w:t>
+      </w:r>
+      <w:r>
+        <w:rPr>
+          <w:rStyle w:val="StringTok"/>
+        </w:rPr>
+        <w:t xml:space="preserve">'Q'</w:t>
+      </w:r>
+      <w:r>
+        <w:rPr>
+          <w:rStyle w:val="NormalTok"/>
+        </w:rPr>
+        <w:t xml:space="preserve">)</w:t>
+      </w:r>
+    </w:p>
+    <w:p>
+      <w:pPr>
+        <w:pStyle w:val="SourceCode"/>
+      </w:pPr>
+      <w:r>
+        <w:rPr>
+          <w:rStyle w:val="VerbatimChar"/>
+        </w:rPr>
+        <w:t xml:space="preserve">PeriodIndex(['2023Q1', '2023Q1', '2023Q1', '2023Q2', '2023Q2', '2023Q2',</w:t>
+      </w:r>
+      <w:r>
+        <w:br/>
+      </w:r>
+      <w:r>
+        <w:rPr>
+          <w:rStyle w:val="VerbatimChar"/>
+        </w:rPr>
+        <w:t xml:space="preserve">             '2023Q3', '2023Q3', '2023Q3', '2023Q4', '2023Q4', '2023Q4'],</w:t>
+      </w:r>
+      <w:r>
+        <w:br/>
+      </w:r>
+      <w:r>
+        <w:rPr>
+          <w:rStyle w:val="VerbatimChar"/>
+        </w:rPr>
+        <w:t xml:space="preserve">            dtype='period[Q-DEC]')</w:t>
+      </w:r>
+    </w:p>
     <w:bookmarkEnd w:id="22"/>
     <w:sectPr/>
   </w:body>
